--- a/Assignments/p3/proj3.docx
+++ b/Assignments/p3/proj3.docx
@@ -1,6 +1,6 @@
 
 <file path=word/document.xml><?xml version="1.0" encoding="utf-8"?>
-<w:document xmlns:wpc="http://schemas.microsoft.com/office/word/2010/wordprocessingCanvas" xmlns:cx="http://schemas.microsoft.com/office/drawing/2014/chartex" xmlns:cx1="http://schemas.microsoft.com/office/drawing/2015/9/8/chartex" xmlns:cx2="http://schemas.microsoft.com/office/drawing/2015/10/21/chartex" xmlns:cx3="http://schemas.microsoft.com/office/drawing/2016/5/9/chartex" xmlns:cx4="http://schemas.microsoft.com/office/drawing/2016/5/10/chartex" xmlns:cx5="http://schemas.microsoft.com/office/drawing/2016/5/11/chartex" xmlns:cx6="http://schemas.microsoft.com/office/drawing/2016/5/12/chartex" xmlns:cx7="http://schemas.microsoft.com/office/drawing/2016/5/13/chartex" xmlns:cx8="http://schemas.microsoft.com/office/drawing/2016/5/14/chartex" xmlns:mc="http://schemas.openxmlformats.org/markup-compatibility/2006" xmlns:aink="http://schemas.microsoft.com/office/drawing/2016/ink" xmlns:am3d="http://schemas.microsoft.com/office/drawing/2017/model3d" xmlns:o="urn:schemas-microsoft-com:office:office" xmlns:oel="http://schemas.microsoft.com/office/2019/extlst" xmlns:r="http://schemas.openxmlformats.org/officeDocument/2006/relationships" xmlns:m="http://schemas.openxmlformats.org/officeDocument/2006/math" xmlns:v="urn:schemas-microsoft-com:vml" xmlns:wp14="http://schemas.microsoft.com/office/word/2010/wordprocessingDrawing" xmlns:wp="http://schemas.openxmlformats.org/drawingml/2006/wordprocessingDrawing" xmlns:w10="urn:schemas-microsoft-com:office:word" xmlns:w="http://schemas.openxmlformats.org/wordprocessingml/2006/main" xmlns:w14="http://schemas.microsoft.com/office/word/2010/wordml" xmlns:w15="http://schemas.microsoft.com/office/word/2012/wordml" xmlns:w16cex="http://schemas.microsoft.com/office/word/2018/wordml/cex" xmlns:w16cid="http://schemas.microsoft.com/office/word/2016/wordml/cid" xmlns:w16="http://schemas.microsoft.com/office/word/2018/wordml" xmlns:w16sdtdh="http://schemas.microsoft.com/office/word/2020/wordml/sdtdatahash" xmlns:w16se="http://schemas.microsoft.com/office/word/2015/wordml/symex" xmlns:wpg="http://schemas.microsoft.com/office/word/2010/wordprocessingGroup" xmlns:wpi="http://schemas.microsoft.com/office/word/2010/wordprocessingInk" xmlns:wne="http://schemas.microsoft.com/office/word/2006/wordml" xmlns:wps="http://schemas.microsoft.com/office/word/2010/wordprocessingShape" mc:Ignorable="w14 w15 w16se w16cid w16 w16cex w16sdtdh wp14">
+<w:document xmlns:wpc="http://schemas.microsoft.com/office/word/2010/wordprocessingCanvas" xmlns:cx="http://schemas.microsoft.com/office/drawing/2014/chartex" xmlns:cx1="http://schemas.microsoft.com/office/drawing/2015/9/8/chartex" xmlns:cx2="http://schemas.microsoft.com/office/drawing/2015/10/21/chartex" xmlns:cx3="http://schemas.microsoft.com/office/drawing/2016/5/9/chartex" xmlns:cx4="http://schemas.microsoft.com/office/drawing/2016/5/10/chartex" xmlns:cx5="http://schemas.microsoft.com/office/drawing/2016/5/11/chartex" xmlns:cx6="http://schemas.microsoft.com/office/drawing/2016/5/12/chartex" xmlns:cx7="http://schemas.microsoft.com/office/drawing/2016/5/13/chartex" xmlns:cx8="http://schemas.microsoft.com/office/drawing/2016/5/14/chartex" xmlns:mc="http://schemas.openxmlformats.org/markup-compatibility/2006" xmlns:aink="http://schemas.microsoft.com/office/drawing/2016/ink" xmlns:am3d="http://schemas.microsoft.com/office/drawing/2017/model3d" xmlns:o="urn:schemas-microsoft-com:office:office" xmlns:oel="http://schemas.microsoft.com/office/2019/extlst" xmlns:r="http://schemas.openxmlformats.org/officeDocument/2006/relationships" xmlns:m="http://schemas.openxmlformats.org/officeDocument/2006/math" xmlns:v="urn:schemas-microsoft-com:vml" xmlns:wp14="http://schemas.microsoft.com/office/word/2010/wordprocessingDrawing" xmlns:wp="http://schemas.openxmlformats.org/drawingml/2006/wordprocessingDrawing" xmlns:w10="urn:schemas-microsoft-com:office:word" xmlns:w="http://schemas.openxmlformats.org/wordprocessingml/2006/main" xmlns:w14="http://schemas.microsoft.com/office/word/2010/wordml" xmlns:w15="http://schemas.microsoft.com/office/word/2012/wordml" xmlns:w16cex="http://schemas.microsoft.com/office/word/2018/wordml/cex" xmlns:w16cid="http://schemas.microsoft.com/office/word/2016/wordml/cid" xmlns:w16="http://schemas.microsoft.com/office/word/2018/wordml" xmlns:w16du="http://schemas.microsoft.com/office/word/2023/wordml/word16du" xmlns:w16sdtdh="http://schemas.microsoft.com/office/word/2020/wordml/sdtdatahash" xmlns:w16se="http://schemas.microsoft.com/office/word/2015/wordml/symex" xmlns:wpg="http://schemas.microsoft.com/office/word/2010/wordprocessingGroup" xmlns:wpi="http://schemas.microsoft.com/office/word/2010/wordprocessingInk" xmlns:wne="http://schemas.microsoft.com/office/word/2006/wordml" xmlns:wps="http://schemas.microsoft.com/office/word/2010/wordprocessingShape" mc:Ignorable="w14 w15 w16se w16cid w16 w16cex w16sdtdh w16du wp14">
   <w:body>
     <w:p>
       <w:pPr>
@@ -1448,7 +1448,23 @@
             <w:sz w:val="24"/>
             <w:szCs w:val="24"/>
           </w:rPr>
-          <w:t>https://github.com/BlitzOSProject/BlitzOSProject.github.io/tree/1403/Assignments/3</w:t>
+          <w:t>https://github.com/BlitzOSProject/BlitzOSProject.github.io/tree/1403/Assignments/</w:t>
+        </w:r>
+        <w:r>
+          <w:rPr>
+            <w:rStyle w:val="Hyperlink"/>
+            <w:sz w:val="24"/>
+            <w:szCs w:val="24"/>
+          </w:rPr>
+          <w:t>p</w:t>
+        </w:r>
+        <w:r>
+          <w:rPr>
+            <w:rStyle w:val="Hyperlink"/>
+            <w:sz w:val="24"/>
+            <w:szCs w:val="24"/>
+          </w:rPr>
+          <w:t>3</w:t>
         </w:r>
       </w:hyperlink>
     </w:p>
@@ -5764,42 +5780,24 @@
           <w:sz w:val="24"/>
           <w:szCs w:val="24"/>
         </w:rPr>
-        <w:t>You should t</w:t>
-      </w:r>
-      <w:r>
-        <w:rPr>
-          <w:noProof/>
-          <w:color w:val="000000"/>
-          <w:sz w:val="24"/>
-          <w:szCs w:val="24"/>
-        </w:rPr>
-        <w:t>ranslate</w:t>
-      </w:r>
-      <w:r>
-        <w:rPr>
-          <w:color w:val="000000"/>
-          <w:sz w:val="24"/>
-          <w:szCs w:val="24"/>
-        </w:rPr>
-        <w:t xml:space="preserve"> </w:t>
-      </w:r>
-      <w:r>
-        <w:rPr>
-          <w:noProof/>
-          <w:color w:val="000000"/>
-          <w:sz w:val="24"/>
-          <w:szCs w:val="24"/>
-        </w:rPr>
-        <w:t>this</w:t>
-      </w:r>
-      <w:r>
-        <w:rPr>
-          <w:noProof/>
-          <w:color w:val="000000"/>
-          <w:sz w:val="24"/>
-          <w:szCs w:val="24"/>
-        </w:rPr>
-        <w:t xml:space="preserve"> file</w:t>
+        <w:t>You should translate</w:t>
+      </w:r>
+      <w:r>
+        <w:rPr>
+          <w:color w:val="000000"/>
+          <w:sz w:val="24"/>
+          <w:szCs w:val="24"/>
+        </w:rPr>
+        <w:t xml:space="preserve"> </w:t>
+      </w:r>
+      <w:r>
+        <w:rPr>
+          <w:noProof/>
+          <w:color w:val="000000"/>
+          <w:sz w:val="24"/>
+          <w:szCs w:val="24"/>
+        </w:rPr>
+        <w:t>this file</w:t>
       </w:r>
       <w:r>
         <w:rPr>
@@ -23872,7 +23870,6 @@
                                 <w:szCs w:val="22"/>
                               </w:rPr>
                             </w:pPr>
-                            <w:proofErr w:type="gramStart"/>
                             <w:r>
                               <w:rPr>
                                 <w:rFonts w:ascii="Courier New" w:eastAsia="Courier New" w:hAnsi="Courier New" w:cs="Courier New"/>
@@ -23904,7 +23901,6 @@
                               </w:rPr>
                               <w:t>proceeds</w:t>
                             </w:r>
-                            <w:proofErr w:type="gramEnd"/>
                             <w:r>
                               <w:rPr>
                                 <w:rFonts w:ascii="Courier New" w:eastAsia="Courier New" w:hAnsi="Courier New"/>
@@ -32037,17 +32033,7 @@
           <w:sz w:val="19"/>
           <w:szCs w:val="19"/>
         </w:rPr>
-        <w:t>endBehavio</w:t>
-      </w:r>
-      <w:r>
-        <w:rPr>
-          <w:rFonts w:ascii="Courier New" w:eastAsia="Courier New" w:hAnsi="Courier New" w:cs="Courier New"/>
-          <w:noProof/>
-          <w:color w:val="000000"/>
-          <w:sz w:val="19"/>
-          <w:szCs w:val="19"/>
-        </w:rPr>
-        <w:t>r</w:t>
+        <w:t>endBehavior</w:t>
       </w:r>
     </w:p>
     <w:p>
@@ -35718,7 +35704,7 @@
 </file>
 
 <file path=word/numbering.xml><?xml version="1.0" encoding="utf-8"?>
-<w:numbering xmlns:wpc="http://schemas.microsoft.com/office/word/2010/wordprocessingCanvas" xmlns:cx="http://schemas.microsoft.com/office/drawing/2014/chartex" xmlns:cx1="http://schemas.microsoft.com/office/drawing/2015/9/8/chartex" xmlns:cx2="http://schemas.microsoft.com/office/drawing/2015/10/21/chartex" xmlns:cx3="http://schemas.microsoft.com/office/drawing/2016/5/9/chartex" xmlns:cx4="http://schemas.microsoft.com/office/drawing/2016/5/10/chartex" xmlns:cx5="http://schemas.microsoft.com/office/drawing/2016/5/11/chartex" xmlns:cx6="http://schemas.microsoft.com/office/drawing/2016/5/12/chartex" xmlns:cx7="http://schemas.microsoft.com/office/drawing/2016/5/13/chartex" xmlns:cx8="http://schemas.microsoft.com/office/drawing/2016/5/14/chartex" xmlns:mc="http://schemas.openxmlformats.org/markup-compatibility/2006" xmlns:aink="http://schemas.microsoft.com/office/drawing/2016/ink" xmlns:am3d="http://schemas.microsoft.com/office/drawing/2017/model3d" xmlns:o="urn:schemas-microsoft-com:office:office" xmlns:oel="http://schemas.microsoft.com/office/2019/extlst" xmlns:r="http://schemas.openxmlformats.org/officeDocument/2006/relationships" xmlns:m="http://schemas.openxmlformats.org/officeDocument/2006/math" xmlns:v="urn:schemas-microsoft-com:vml" xmlns:wp14="http://schemas.microsoft.com/office/word/2010/wordprocessingDrawing" xmlns:wp="http://schemas.openxmlformats.org/drawingml/2006/wordprocessingDrawing" xmlns:w10="urn:schemas-microsoft-com:office:word" xmlns:w="http://schemas.openxmlformats.org/wordprocessingml/2006/main" xmlns:w14="http://schemas.microsoft.com/office/word/2010/wordml" xmlns:w15="http://schemas.microsoft.com/office/word/2012/wordml" xmlns:w16cex="http://schemas.microsoft.com/office/word/2018/wordml/cex" xmlns:w16cid="http://schemas.microsoft.com/office/word/2016/wordml/cid" xmlns:w16="http://schemas.microsoft.com/office/word/2018/wordml" xmlns:w16sdtdh="http://schemas.microsoft.com/office/word/2020/wordml/sdtdatahash" xmlns:w16se="http://schemas.microsoft.com/office/word/2015/wordml/symex" xmlns:wpg="http://schemas.microsoft.com/office/word/2010/wordprocessingGroup" xmlns:wpi="http://schemas.microsoft.com/office/word/2010/wordprocessingInk" xmlns:wne="http://schemas.microsoft.com/office/word/2006/wordml" xmlns:wps="http://schemas.microsoft.com/office/word/2010/wordprocessingShape" mc:Ignorable="w14 w15 w16se w16cid w16 w16cex w16sdtdh wp14">
+<w:numbering xmlns:wpc="http://schemas.microsoft.com/office/word/2010/wordprocessingCanvas" xmlns:cx="http://schemas.microsoft.com/office/drawing/2014/chartex" xmlns:cx1="http://schemas.microsoft.com/office/drawing/2015/9/8/chartex" xmlns:cx2="http://schemas.microsoft.com/office/drawing/2015/10/21/chartex" xmlns:cx3="http://schemas.microsoft.com/office/drawing/2016/5/9/chartex" xmlns:cx4="http://schemas.microsoft.com/office/drawing/2016/5/10/chartex" xmlns:cx5="http://schemas.microsoft.com/office/drawing/2016/5/11/chartex" xmlns:cx6="http://schemas.microsoft.com/office/drawing/2016/5/12/chartex" xmlns:cx7="http://schemas.microsoft.com/office/drawing/2016/5/13/chartex" xmlns:cx8="http://schemas.microsoft.com/office/drawing/2016/5/14/chartex" xmlns:mc="http://schemas.openxmlformats.org/markup-compatibility/2006" xmlns:aink="http://schemas.microsoft.com/office/drawing/2016/ink" xmlns:am3d="http://schemas.microsoft.com/office/drawing/2017/model3d" xmlns:o="urn:schemas-microsoft-com:office:office" xmlns:oel="http://schemas.microsoft.com/office/2019/extlst" xmlns:r="http://schemas.openxmlformats.org/officeDocument/2006/relationships" xmlns:m="http://schemas.openxmlformats.org/officeDocument/2006/math" xmlns:v="urn:schemas-microsoft-com:vml" xmlns:wp14="http://schemas.microsoft.com/office/word/2010/wordprocessingDrawing" xmlns:wp="http://schemas.openxmlformats.org/drawingml/2006/wordprocessingDrawing" xmlns:w10="urn:schemas-microsoft-com:office:word" xmlns:w="http://schemas.openxmlformats.org/wordprocessingml/2006/main" xmlns:w14="http://schemas.microsoft.com/office/word/2010/wordml" xmlns:w15="http://schemas.microsoft.com/office/word/2012/wordml" xmlns:w16cex="http://schemas.microsoft.com/office/word/2018/wordml/cex" xmlns:w16cid="http://schemas.microsoft.com/office/word/2016/wordml/cid" xmlns:w16="http://schemas.microsoft.com/office/word/2018/wordml" xmlns:w16du="http://schemas.microsoft.com/office/word/2023/wordml/word16du" xmlns:w16sdtdh="http://schemas.microsoft.com/office/word/2020/wordml/sdtdatahash" xmlns:w16se="http://schemas.microsoft.com/office/word/2015/wordml/symex" xmlns:wpg="http://schemas.microsoft.com/office/word/2010/wordprocessingGroup" xmlns:wpi="http://schemas.microsoft.com/office/word/2010/wordprocessingInk" xmlns:wne="http://schemas.microsoft.com/office/word/2006/wordml" xmlns:wps="http://schemas.microsoft.com/office/word/2010/wordprocessingShape" mc:Ignorable="w14 w15 w16se w16cid w16 w16cex w16sdtdh w16du wp14">
   <w:abstractNum w:abstractNumId="0" w15:restartNumberingAfterBreak="0">
     <w:nsid w:val="0E114A87"/>
     <w:multiLevelType w:val="singleLevel"/>
@@ -35748,7 +35734,7 @@
 </file>
 
 <file path=word/styles.xml><?xml version="1.0" encoding="utf-8"?>
-<w:styles xmlns:mc="http://schemas.openxmlformats.org/markup-compatibility/2006" xmlns:r="http://schemas.openxmlformats.org/officeDocument/2006/relationships" xmlns:w="http://schemas.openxmlformats.org/wordprocessingml/2006/main" xmlns:w14="http://schemas.microsoft.com/office/word/2010/wordml" xmlns:w15="http://schemas.microsoft.com/office/word/2012/wordml" xmlns:w16cex="http://schemas.microsoft.com/office/word/2018/wordml/cex" xmlns:w16cid="http://schemas.microsoft.com/office/word/2016/wordml/cid" xmlns:w16="http://schemas.microsoft.com/office/word/2018/wordml" xmlns:w16sdtdh="http://schemas.microsoft.com/office/word/2020/wordml/sdtdatahash" xmlns:w16se="http://schemas.microsoft.com/office/word/2015/wordml/symex" mc:Ignorable="w14 w15 w16se w16cid w16 w16cex w16sdtdh">
+<w:styles xmlns:mc="http://schemas.openxmlformats.org/markup-compatibility/2006" xmlns:r="http://schemas.openxmlformats.org/officeDocument/2006/relationships" xmlns:w="http://schemas.openxmlformats.org/wordprocessingml/2006/main" xmlns:w14="http://schemas.microsoft.com/office/word/2010/wordml" xmlns:w15="http://schemas.microsoft.com/office/word/2012/wordml" xmlns:w16cex="http://schemas.microsoft.com/office/word/2018/wordml/cex" xmlns:w16cid="http://schemas.microsoft.com/office/word/2016/wordml/cid" xmlns:w16="http://schemas.microsoft.com/office/word/2018/wordml" xmlns:w16du="http://schemas.microsoft.com/office/word/2023/wordml/word16du" xmlns:w16sdtdh="http://schemas.microsoft.com/office/word/2020/wordml/sdtdatahash" xmlns:w16se="http://schemas.microsoft.com/office/word/2015/wordml/symex" mc:Ignorable="w14 w15 w16se w16cid w16 w16cex w16sdtdh w16du">
   <w:docDefaults>
     <w:rPrDefault>
       <w:rPr>
@@ -36143,6 +36129,7 @@
   <w:style w:type="character" w:default="1" w:styleId="DefaultParagraphFont">
     <w:name w:val="Default Paragraph Font"/>
     <w:uiPriority w:val="1"/>
+    <w:semiHidden/>
     <w:unhideWhenUsed/>
   </w:style>
   <w:style w:type="table" w:default="1" w:styleId="TableNormal">

--- a/Assignments/p3/proj3.docx
+++ b/Assignments/p3/proj3.docx
@@ -1312,10 +1312,6 @@
     <w:p>
       <w:pPr>
         <w:pStyle w:val="NoSpacing"/>
-        <w:rPr>
-          <w:sz w:val="22"/>
-          <w:szCs w:val="22"/>
-        </w:rPr>
       </w:pPr>
       <w:r>
         <w:rPr>
@@ -1421,26 +1417,22 @@
       </w:r>
       <w:r>
         <w:tab/>
-      </w:r>
-      <w:r>
-        <w:br/>
       </w:r>
     </w:p>
     <w:p>
       <w:pPr>
         <w:pStyle w:val="NoSpacing"/>
         <w:rPr>
-          <w:sz w:val="22"/>
-          <w:szCs w:val="22"/>
+          <w:sz w:val="24"/>
+          <w:szCs w:val="24"/>
         </w:rPr>
       </w:pPr>
-      <w:r>
-        <w:rPr>
-          <w:sz w:val="24"/>
-          <w:szCs w:val="24"/>
-        </w:rPr>
-        <w:tab/>
-      </w:r>
+    </w:p>
+    <w:p>
+      <w:pPr>
+        <w:pStyle w:val="NoSpacing"/>
+        <w:ind w:firstLine="720"/>
+      </w:pPr>
       <w:hyperlink r:id="rId6" w:history="1">
         <w:r>
           <w:rPr>
@@ -1448,40 +1440,12 @@
             <w:sz w:val="24"/>
             <w:szCs w:val="24"/>
           </w:rPr>
-          <w:t>https://github.com/BlitzOSProject/BlitzOSProject.github.io/tree/1403/Assignments/</w:t>
-        </w:r>
-        <w:r>
-          <w:rPr>
-            <w:rStyle w:val="Hyperlink"/>
-            <w:sz w:val="24"/>
-            <w:szCs w:val="24"/>
-          </w:rPr>
-          <w:t>p</w:t>
-        </w:r>
-        <w:r>
-          <w:rPr>
-            <w:rStyle w:val="Hyperlink"/>
-            <w:sz w:val="24"/>
-            <w:szCs w:val="24"/>
-          </w:rPr>
-          <w:t>3</w:t>
+          <w:t>https://github.com/BlitzOSProject/BlitzOSProject.github.io/tree/1403/Assignments/p3</w:t>
         </w:r>
       </w:hyperlink>
-    </w:p>
-    <w:p>
-      <w:pPr>
-        <w:widowControl w:val="0"/>
-        <w:kinsoku w:val="0"/>
-        <w:autoSpaceDE w:val="0"/>
-        <w:autoSpaceDN w:val="0"/>
-        <w:adjustRightInd w:val="0"/>
-        <w:spacing w:before="1" w:line="269" w:lineRule="auto"/>
-        <w:jc w:val="both"/>
-        <w:textAlignment w:val="baseline"/>
-        <w:rPr>
-          <w:rFonts w:ascii="Arial" w:eastAsia="Arial" w:hAnsi="Arial" w:cs="Arial"/>
-        </w:rPr>
-      </w:pPr>
+      <w:r>
+        <w:br/>
+      </w:r>
     </w:p>
     <w:p>
       <w:pPr>
